--- a/docs/開發過程證明_QwenPaw_街知巷聞.docx
+++ b/docs/開發過程證明_QwenPaw_街知巷聞.docx
@@ -191,7 +191,7 @@
                 <w:color w:val="2B2118"/>
                 <w:sz w:val="20"/>
               </w:rPr>
-              <w:t>施天益（SITINIEK）</w:t>
+              <w:t>施天益（SI TIN IEK）</w:t>
             </w:r>
           </w:p>
         </w:tc>
@@ -431,7 +431,67 @@
                 <w:color w:val="2B2118"/>
                 <w:sz w:val="20"/>
               </w:rPr>
-              <w:t>2026 年 7 月 11 日</w:t>
+              <w:t>2026 年 8 月 9 日</w:t>
+            </w:r>
+          </w:p>
+        </w:tc>
+      </w:tr>
+      <w:tr>
+        <w:trPr>
+          <w:cantSplit/>
+        </w:trPr>
+        <w:tc>
+          <w:tcPr>
+            <w:tcW w:type="dxa" w:w="2232"/>
+            <w:tcMar>
+              <w:top w:w="70" w:type="dxa"/>
+              <w:start w:w="90" w:type="dxa"/>
+              <w:bottom w:w="70" w:type="dxa"/>
+              <w:end w:w="90" w:type="dxa"/>
+            </w:tcMar>
+            <w:shd w:val="clear" w:fill="F4EAD8"/>
+          </w:tcPr>
+          <w:p>
+            <w:pPr>
+              <w:keepLines/>
+              <w:spacing w:after="40" w:before="40"/>
+            </w:pPr>
+            <w:r/>
+            <w:r>
+              <w:rPr>
+                <w:rFonts w:ascii="Microsoft JhengHei" w:hAnsi="Microsoft JhengHei" w:eastAsia="Microsoft JhengHei"/>
+                <w:b/>
+                <w:color w:val="2B2118"/>
+                <w:sz w:val="20"/>
+              </w:rPr>
+              <w:t>代碼倉庫（GitHub）</w:t>
+            </w:r>
+          </w:p>
+        </w:tc>
+        <w:tc>
+          <w:tcPr>
+            <w:tcW w:type="dxa" w:w="6912"/>
+            <w:tcMar>
+              <w:top w:w="70" w:type="dxa"/>
+              <w:start w:w="90" w:type="dxa"/>
+              <w:bottom w:w="70" w:type="dxa"/>
+              <w:end w:w="90" w:type="dxa"/>
+            </w:tcMar>
+          </w:tcPr>
+          <w:p>
+            <w:pPr>
+              <w:keepLines/>
+              <w:spacing w:after="40" w:before="40"/>
+            </w:pPr>
+            <w:r/>
+            <w:r>
+              <w:rPr>
+                <w:rFonts w:ascii="Microsoft JhengHei" w:hAnsi="Microsoft JhengHei" w:eastAsia="Microsoft JhengHei"/>
+                <w:b w:val="0"/>
+                <w:color w:val="2B2118"/>
+                <w:sz w:val="20"/>
+              </w:rPr>
+              <w:t>https://github.com/Mikey-SI/everylane-macau</w:t>
             </w:r>
           </w:p>
         </w:tc>
@@ -563,6 +623,11 @@
       </w:pPr>
     </w:p>
     <w:p>
+      <w:r>
+        <w:br w:type="page"/>
+      </w:r>
+    </w:p>
+    <w:p>
       <w:pPr>
         <w:keepNext/>
         <w:keepLines/>
@@ -572,7 +637,7 @@
       <w:r>
         <w:drawing>
           <wp:inline xmlns:a="http://schemas.openxmlformats.org/drawingml/2006/main" xmlns:pic="http://schemas.openxmlformats.org/drawingml/2006/picture">
-            <wp:extent cx="5806440" cy="4032250"/>
+            <wp:extent cx="4754880" cy="2971800"/>
             <wp:docPr id="1" name="Picture 1"/>
             <wp:cNvGraphicFramePr>
               <a:graphicFrameLocks noChangeAspect="1"/>
@@ -593,7 +658,7 @@
                   <pic:spPr>
                     <a:xfrm>
                       <a:off x="0" y="0"/>
-                      <a:ext cx="5806440" cy="4032250"/>
+                      <a:ext cx="4754880" cy="2971800"/>
                     </a:xfrm>
                     <a:prstGeom prst="rect"/>
                   </pic:spPr>
@@ -1175,7 +1240,7 @@
                 <w:color w:val="2B2118"/>
                 <w:sz w:val="20"/>
               </w:rPr>
-              <w:t>支援 Token Plan OpenAI-compatible 協議</w:t>
+              <w:t>Token Plan · qwen3.7-plus 已啟用</w:t>
             </w:r>
           </w:p>
         </w:tc>
@@ -1202,7 +1267,7 @@
                 <w:color w:val="2B2118"/>
                 <w:sz w:val="20"/>
               </w:rPr>
-              <w:t>.env.example / 連接診斷腳本</w:t>
+              <w:t>Console 模型標籤 / 真實會話</w:t>
             </w:r>
           </w:p>
         </w:tc>
@@ -1296,11 +1361,6 @@
       </w:r>
     </w:p>
     <w:p>
-      <w:r>
-        <w:br w:type="page"/>
-      </w:r>
-    </w:p>
-    <w:p>
       <w:pPr>
         <w:keepNext/>
         <w:keepLines/>
@@ -1329,7 +1389,7 @@
       <w:r>
         <w:drawing>
           <wp:inline xmlns:a="http://schemas.openxmlformats.org/drawingml/2006/main" xmlns:pic="http://schemas.openxmlformats.org/drawingml/2006/picture">
-            <wp:extent cx="5806440" cy="4032250"/>
+            <wp:extent cx="5806440" cy="3629025"/>
             <wp:docPr id="2" name="Picture 2"/>
             <wp:cNvGraphicFramePr>
               <a:graphicFrameLocks noChangeAspect="1"/>
@@ -1350,7 +1410,7 @@
                   <pic:spPr>
                     <a:xfrm>
                       <a:off x="0" y="0"/>
-                      <a:ext cx="5806440" cy="4032250"/>
+                      <a:ext cx="5806440" cy="3629025"/>
                     </a:xfrm>
                     <a:prstGeom prst="rect"/>
                   </pic:spPr>
@@ -1403,7 +1463,7 @@
       <w:r>
         <w:drawing>
           <wp:inline xmlns:a="http://schemas.openxmlformats.org/drawingml/2006/main" xmlns:pic="http://schemas.openxmlformats.org/drawingml/2006/picture">
-            <wp:extent cx="5806440" cy="4032250"/>
+            <wp:extent cx="5806440" cy="3629025"/>
             <wp:docPr id="3" name="Picture 3"/>
             <wp:cNvGraphicFramePr>
               <a:graphicFrameLocks noChangeAspect="1"/>
@@ -1424,7 +1484,7 @@
                   <pic:spPr>
                     <a:xfrm>
                       <a:off x="0" y="0"/>
-                      <a:ext cx="5806440" cy="4032250"/>
+                      <a:ext cx="5806440" cy="3629025"/>
                     </a:xfrm>
                     <a:prstGeom prst="rect"/>
                   </pic:spPr>
@@ -2998,6 +3058,11 @@
       </w:pPr>
     </w:p>
     <w:p>
+      <w:r>
+        <w:br w:type="page"/>
+      </w:r>
+    </w:p>
+    <w:p>
       <w:pPr>
         <w:keepNext/>
         <w:keepLines/>
@@ -3724,11 +3789,6 @@
       </w:pPr>
     </w:p>
     <w:p>
-      <w:r>
-        <w:br w:type="page"/>
-      </w:r>
-    </w:p>
-    <w:p>
       <w:pPr>
         <w:keepNext/>
         <w:keepLines/>
@@ -3744,7 +3804,7 @@
           <w:color w:val="BE4A3A"/>
           <w:sz w:val="30"/>
         </w:rPr>
-        <w:t>四、　五輪測試生命周期與量化結果</w:t>
+        <w:t>四、　六輪測試生命周期與量化結果</w:t>
       </w:r>
     </w:p>
     <w:tbl>
@@ -3930,7 +3990,7 @@
                 <w:color w:val="2B2118"/>
                 <w:sz w:val="20"/>
               </w:rPr>
-              <w:t>531 PASS / 0 FAIL / 0 WARN</w:t>
+              <w:t>641 PASS / 0 FAIL</w:t>
             </w:r>
           </w:p>
         </w:tc>
@@ -4016,7 +4076,7 @@
                 <w:color w:val="2B2118"/>
                 <w:sz w:val="20"/>
               </w:rPr>
-              <w:t>99 PASS / 0 FAIL</w:t>
+              <w:t>113 PASS / 0 FAIL</w:t>
             </w:r>
           </w:p>
         </w:tc>
@@ -4102,7 +4162,7 @@
                 <w:color w:val="2B2118"/>
                 <w:sz w:val="20"/>
               </w:rPr>
-              <w:t>64 PASS / 0 FAIL</w:t>
+              <w:t>91 PASS / 0 FAIL</w:t>
             </w:r>
           </w:p>
         </w:tc>
@@ -4274,7 +4334,93 @@
                 <w:color w:val="2B2118"/>
                 <w:sz w:val="20"/>
               </w:rPr>
-              <w:t>見最終 QA 報告</w:t>
+              <w:t>全套件 0 FAIL</w:t>
+            </w:r>
+          </w:p>
+        </w:tc>
+      </w:tr>
+      <w:tr>
+        <w:trPr>
+          <w:cantSplit/>
+        </w:trPr>
+        <w:tc>
+          <w:tcPr>
+            <w:tcW w:type="dxa" w:w="1800"/>
+            <w:tcMar>
+              <w:top w:w="70" w:type="dxa"/>
+              <w:start w:w="90" w:type="dxa"/>
+              <w:bottom w:w="70" w:type="dxa"/>
+              <w:end w:w="90" w:type="dxa"/>
+            </w:tcMar>
+          </w:tcPr>
+          <w:p>
+            <w:pPr>
+              <w:keepLines/>
+              <w:spacing w:after="40" w:before="40"/>
+            </w:pPr>
+            <w:r/>
+            <w:r>
+              <w:rPr>
+                <w:rFonts w:ascii="Microsoft JhengHei" w:hAnsi="Microsoft JhengHei" w:eastAsia="Microsoft JhengHei"/>
+                <w:b w:val="0"/>
+                <w:color w:val="2B2118"/>
+                <w:sz w:val="20"/>
+              </w:rPr>
+              <w:t>6 公網 / 交付</w:t>
+            </w:r>
+          </w:p>
+        </w:tc>
+        <w:tc>
+          <w:tcPr>
+            <w:tcW w:type="dxa" w:w="5040"/>
+            <w:tcMar>
+              <w:top w:w="70" w:type="dxa"/>
+              <w:start w:w="90" w:type="dxa"/>
+              <w:bottom w:w="70" w:type="dxa"/>
+              <w:end w:w="90" w:type="dxa"/>
+            </w:tcMar>
+          </w:tcPr>
+          <w:p>
+            <w:pPr>
+              <w:keepLines/>
+              <w:spacing w:after="40" w:before="40"/>
+            </w:pPr>
+            <w:r/>
+            <w:r>
+              <w:rPr>
+                <w:rFonts w:ascii="Microsoft JhengHei" w:hAnsi="Microsoft JhengHei" w:eastAsia="Microsoft JhengHei"/>
+                <w:b w:val="0"/>
+                <w:color w:val="2B2118"/>
+                <w:sz w:val="20"/>
+              </w:rPr>
+              <w:t>真實 Qwen 六場景、桌面手機、倉庫交付</w:t>
+            </w:r>
+          </w:p>
+        </w:tc>
+        <w:tc>
+          <w:tcPr>
+            <w:tcW w:type="dxa" w:w="2304"/>
+            <w:tcMar>
+              <w:top w:w="70" w:type="dxa"/>
+              <w:start w:w="90" w:type="dxa"/>
+              <w:bottom w:w="70" w:type="dxa"/>
+              <w:end w:w="90" w:type="dxa"/>
+            </w:tcMar>
+          </w:tcPr>
+          <w:p>
+            <w:pPr>
+              <w:keepLines/>
+              <w:spacing w:after="40" w:before="40"/>
+            </w:pPr>
+            <w:r/>
+            <w:r>
+              <w:rPr>
+                <w:rFonts w:ascii="Microsoft JhengHei" w:hAnsi="Microsoft JhengHei" w:eastAsia="Microsoft JhengHei"/>
+                <w:b w:val="0"/>
+                <w:color w:val="2B2118"/>
+                <w:sz w:val="20"/>
+              </w:rPr>
+              <w:t>41 Repo PASS；Live PASS</w:t>
             </w:r>
           </w:p>
         </w:tc>
@@ -4915,7 +5061,7 @@
                 <w:color w:val="2B2118"/>
                 <w:sz w:val="20"/>
               </w:rPr>
-              <w:t>Token Plan：qwen3.7-plus（配置就緒；Key 由隊長在密鑰頁安全貼入）</w:t>
+              <w:t>Token Plan：qwen3.7-plus（已啟用；Key 只在本機安全儲存）</w:t>
             </w:r>
           </w:p>
         </w:tc>
@@ -5215,7 +5361,7 @@
                 <w:color w:val="2B2118"/>
                 <w:sz w:val="20"/>
               </w:rPr>
-              <w:t>自动化 QA + 五輪生命周期报告</w:t>
+              <w:t>自動化 QA + 六輪生命周期報告 + 公網實測</w:t>
             </w:r>
           </w:p>
         </w:tc>
@@ -5238,7 +5384,7 @@
           <w:color w:val="2B2118"/>
           <w:sz w:val="21"/>
         </w:rPr>
-        <w:t>可重現步驟：安裝 QwenPaw → 在模型頁加入主辦方 Token Plan Key（截圖須打碼）→ 啟用 EveryLane Skill 與 MCP → 輸入指定情境 → 查看逐步工具調用與最終行程。</w:t>
+        <w:t>可重現步驟：安裝 QwenPaw → 在模型頁加入主辦方 Token Plan Key（截圖須打碼）→ 選擇 qwen3.7-plus → 啟用 EveryLane Skill 與 MCP → 輸入指定情境→ 查看逐步工具調用、失敗恢復與最終行程。</w:t>
       </w:r>
     </w:p>
     <w:p>
@@ -5272,48 +5418,464 @@
           <w:color w:val="BE4A3A"/>
           <w:sz w:val="30"/>
         </w:rPr>
-        <w:t>六、　結論</w:t>
+        <w:t>六、　證據閉環與提交包</w:t>
       </w:r>
+    </w:p>
+    <w:tbl>
+      <w:tblPr>
+        <w:tblStyle w:val="TableGrid"/>
+        <w:tblW w:type="auto" w:w="0"/>
+        <w:jc w:val="center"/>
+        <w:tblLayout w:type="fixed"/>
+        <w:tblLook w:firstColumn="1" w:firstRow="1" w:lastColumn="0" w:lastRow="0" w:noHBand="0" w:noVBand="1" w:val="04A0"/>
+      </w:tblPr>
+      <w:tblGrid>
+        <w:gridCol w:w="3316"/>
+        <w:gridCol w:w="3316"/>
+        <w:gridCol w:w="3316"/>
+      </w:tblGrid>
+      <w:tr>
+        <w:trPr>
+          <w:cantSplit/>
+        </w:trPr>
+        <w:tc>
+          <w:tcPr>
+            <w:tcW w:type="dxa" w:w="1872"/>
+            <w:tcMar>
+              <w:top w:w="70" w:type="dxa"/>
+              <w:start w:w="90" w:type="dxa"/>
+              <w:bottom w:w="70" w:type="dxa"/>
+              <w:end w:w="90" w:type="dxa"/>
+            </w:tcMar>
+            <w:shd w:val="clear" w:fill="2C5E86"/>
+          </w:tcPr>
+          <w:p>
+            <w:pPr>
+              <w:keepLines/>
+              <w:spacing w:after="40" w:before="40"/>
+            </w:pPr>
+            <w:r/>
+            <w:r>
+              <w:rPr>
+                <w:rFonts w:ascii="Microsoft JhengHei" w:hAnsi="Microsoft JhengHei" w:eastAsia="Microsoft JhengHei"/>
+                <w:b/>
+                <w:color w:val="FFFFFF"/>
+                <w:sz w:val="20"/>
+              </w:rPr>
+              <w:t>證據</w:t>
+            </w:r>
+          </w:p>
+        </w:tc>
+        <w:tc>
+          <w:tcPr>
+            <w:tcW w:type="dxa" w:w="4608"/>
+            <w:tcMar>
+              <w:top w:w="70" w:type="dxa"/>
+              <w:start w:w="90" w:type="dxa"/>
+              <w:bottom w:w="70" w:type="dxa"/>
+              <w:end w:w="90" w:type="dxa"/>
+            </w:tcMar>
+            <w:shd w:val="clear" w:fill="2C5E86"/>
+          </w:tcPr>
+          <w:p>
+            <w:pPr>
+              <w:keepLines/>
+              <w:spacing w:after="40" w:before="40"/>
+            </w:pPr>
+            <w:r/>
+            <w:r>
+              <w:rPr>
+                <w:rFonts w:ascii="Microsoft JhengHei" w:hAnsi="Microsoft JhengHei" w:eastAsia="Microsoft JhengHei"/>
+                <w:b/>
+                <w:color w:val="FFFFFF"/>
+                <w:sz w:val="20"/>
+              </w:rPr>
+              <w:t>實際內容</w:t>
+            </w:r>
+          </w:p>
+        </w:tc>
+        <w:tc>
+          <w:tcPr>
+            <w:tcW w:type="dxa" w:w="2664"/>
+            <w:tcMar>
+              <w:top w:w="70" w:type="dxa"/>
+              <w:start w:w="90" w:type="dxa"/>
+              <w:bottom w:w="70" w:type="dxa"/>
+              <w:end w:w="90" w:type="dxa"/>
+            </w:tcMar>
+            <w:shd w:val="clear" w:fill="2C5E86"/>
+          </w:tcPr>
+          <w:p>
+            <w:pPr>
+              <w:keepLines/>
+              <w:spacing w:after="40" w:before="40"/>
+            </w:pPr>
+            <w:r/>
+            <w:r>
+              <w:rPr>
+                <w:rFonts w:ascii="Microsoft JhengHei" w:hAnsi="Microsoft JhengHei" w:eastAsia="Microsoft JhengHei"/>
+                <w:b/>
+                <w:color w:val="FFFFFF"/>
+                <w:sz w:val="20"/>
+              </w:rPr>
+              <w:t>安全處理</w:t>
+            </w:r>
+          </w:p>
+        </w:tc>
+      </w:tr>
+      <w:tr>
+        <w:trPr>
+          <w:cantSplit/>
+        </w:trPr>
+        <w:tc>
+          <w:tcPr>
+            <w:tcW w:type="dxa" w:w="1872"/>
+            <w:tcMar>
+              <w:top w:w="70" w:type="dxa"/>
+              <w:start w:w="90" w:type="dxa"/>
+              <w:bottom w:w="70" w:type="dxa"/>
+              <w:end w:w="90" w:type="dxa"/>
+            </w:tcMar>
+          </w:tcPr>
+          <w:p>
+            <w:pPr>
+              <w:keepLines/>
+              <w:spacing w:after="40" w:before="40"/>
+            </w:pPr>
+            <w:r/>
+            <w:r>
+              <w:rPr>
+                <w:rFonts w:ascii="Microsoft JhengHei" w:hAnsi="Microsoft JhengHei" w:eastAsia="Microsoft JhengHei"/>
+                <w:b w:val="0"/>
+                <w:color w:val="2B2118"/>
+                <w:sz w:val="20"/>
+              </w:rPr>
+              <w:t>截圖</w:t>
+            </w:r>
+          </w:p>
+        </w:tc>
+        <w:tc>
+          <w:tcPr>
+            <w:tcW w:type="dxa" w:w="4608"/>
+            <w:tcMar>
+              <w:top w:w="70" w:type="dxa"/>
+              <w:start w:w="90" w:type="dxa"/>
+              <w:bottom w:w="70" w:type="dxa"/>
+              <w:end w:w="90" w:type="dxa"/>
+            </w:tcMar>
+          </w:tcPr>
+          <w:p>
+            <w:pPr>
+              <w:keepLines/>
+              <w:spacing w:after="40" w:before="40"/>
+            </w:pPr>
+            <w:r/>
+            <w:r>
+              <w:rPr>
+                <w:rFonts w:ascii="Microsoft JhengHei" w:hAnsi="Microsoft JhengHei" w:eastAsia="Microsoft JhengHei"/>
+                <w:b w:val="0"/>
+                <w:color w:val="2B2118"/>
+                <w:sz w:val="20"/>
+              </w:rPr>
+              <w:t>Console、Skill、MCP、模型標籤及公網結果</w:t>
+            </w:r>
+          </w:p>
+        </w:tc>
+        <w:tc>
+          <w:tcPr>
+            <w:tcW w:type="dxa" w:w="2664"/>
+            <w:tcMar>
+              <w:top w:w="70" w:type="dxa"/>
+              <w:start w:w="90" w:type="dxa"/>
+              <w:bottom w:w="70" w:type="dxa"/>
+              <w:end w:w="90" w:type="dxa"/>
+            </w:tcMar>
+          </w:tcPr>
+          <w:p>
+            <w:pPr>
+              <w:keepLines/>
+              <w:spacing w:after="40" w:before="40"/>
+            </w:pPr>
+            <w:r/>
+            <w:r>
+              <w:rPr>
+                <w:rFonts w:ascii="Microsoft JhengHei" w:hAnsi="Microsoft JhengHei" w:eastAsia="Microsoft JhengHei"/>
+                <w:b w:val="0"/>
+                <w:color w:val="2B2118"/>
+                <w:sz w:val="20"/>
+              </w:rPr>
+              <w:t>不拍密鑰輸入欄</w:t>
+            </w:r>
+          </w:p>
+        </w:tc>
+      </w:tr>
+      <w:tr>
+        <w:trPr>
+          <w:cantSplit/>
+        </w:trPr>
+        <w:tc>
+          <w:tcPr>
+            <w:tcW w:type="dxa" w:w="1872"/>
+            <w:tcMar>
+              <w:top w:w="70" w:type="dxa"/>
+              <w:start w:w="90" w:type="dxa"/>
+              <w:bottom w:w="70" w:type="dxa"/>
+              <w:end w:w="90" w:type="dxa"/>
+            </w:tcMar>
+          </w:tcPr>
+          <w:p>
+            <w:pPr>
+              <w:keepLines/>
+              <w:spacing w:after="40" w:before="40"/>
+            </w:pPr>
+            <w:r/>
+            <w:r>
+              <w:rPr>
+                <w:rFonts w:ascii="Microsoft JhengHei" w:hAnsi="Microsoft JhengHei" w:eastAsia="Microsoft JhengHei"/>
+                <w:b w:val="0"/>
+                <w:color w:val="2B2118"/>
+                <w:sz w:val="20"/>
+              </w:rPr>
+              <w:t>真實會話</w:t>
+            </w:r>
+          </w:p>
+        </w:tc>
+        <w:tc>
+          <w:tcPr>
+            <w:tcW w:type="dxa" w:w="4608"/>
+            <w:tcMar>
+              <w:top w:w="70" w:type="dxa"/>
+              <w:start w:w="90" w:type="dxa"/>
+              <w:bottom w:w="70" w:type="dxa"/>
+              <w:end w:w="90" w:type="dxa"/>
+            </w:tcMar>
+          </w:tcPr>
+          <w:p>
+            <w:pPr>
+              <w:keepLines/>
+              <w:spacing w:after="40" w:before="40"/>
+            </w:pPr>
+            <w:r/>
+            <w:r>
+              <w:rPr>
+                <w:rFonts w:ascii="Microsoft JhengHei" w:hAnsi="Microsoft JhengHei" w:eastAsia="Microsoft JhengHei"/>
+                <w:b w:val="0"/>
+                <w:color w:val="2B2118"/>
+                <w:sz w:val="20"/>
+              </w:rPr>
+              <w:t>星期三休息日、工具調用與替代決策</w:t>
+            </w:r>
+          </w:p>
+        </w:tc>
+        <w:tc>
+          <w:tcPr>
+            <w:tcW w:type="dxa" w:w="2664"/>
+            <w:tcMar>
+              <w:top w:w="70" w:type="dxa"/>
+              <w:start w:w="90" w:type="dxa"/>
+              <w:bottom w:w="70" w:type="dxa"/>
+              <w:end w:w="90" w:type="dxa"/>
+            </w:tcMar>
+          </w:tcPr>
+          <w:p>
+            <w:pPr>
+              <w:keepLines/>
+              <w:spacing w:after="40" w:before="40"/>
+            </w:pPr>
+            <w:r/>
+            <w:r>
+              <w:rPr>
+                <w:rFonts w:ascii="Microsoft JhengHei" w:hAnsi="Microsoft JhengHei" w:eastAsia="Microsoft JhengHei"/>
+                <w:b w:val="0"/>
+                <w:color w:val="2B2118"/>
+                <w:sz w:val="20"/>
+              </w:rPr>
+              <w:t>畫面不含 Token</w:t>
+            </w:r>
+          </w:p>
+        </w:tc>
+      </w:tr>
+      <w:tr>
+        <w:trPr>
+          <w:cantSplit/>
+        </w:trPr>
+        <w:tc>
+          <w:tcPr>
+            <w:tcW w:type="dxa" w:w="1872"/>
+            <w:tcMar>
+              <w:top w:w="70" w:type="dxa"/>
+              <w:start w:w="90" w:type="dxa"/>
+              <w:bottom w:w="70" w:type="dxa"/>
+              <w:end w:w="90" w:type="dxa"/>
+            </w:tcMar>
+          </w:tcPr>
+          <w:p>
+            <w:pPr>
+              <w:keepLines/>
+              <w:spacing w:after="40" w:before="40"/>
+            </w:pPr>
+            <w:r/>
+            <w:r>
+              <w:rPr>
+                <w:rFonts w:ascii="Microsoft JhengHei" w:hAnsi="Microsoft JhengHei" w:eastAsia="Microsoft JhengHei"/>
+                <w:b w:val="0"/>
+                <w:color w:val="2B2118"/>
+                <w:sz w:val="20"/>
+              </w:rPr>
+              <w:t>Session</w:t>
+            </w:r>
+          </w:p>
+        </w:tc>
+        <w:tc>
+          <w:tcPr>
+            <w:tcW w:type="dxa" w:w="4608"/>
+            <w:tcMar>
+              <w:top w:w="70" w:type="dxa"/>
+              <w:start w:w="90" w:type="dxa"/>
+              <w:bottom w:w="70" w:type="dxa"/>
+              <w:end w:w="90" w:type="dxa"/>
+            </w:tcMar>
+          </w:tcPr>
+          <w:p>
+            <w:pPr>
+              <w:keepLines/>
+              <w:spacing w:after="40" w:before="40"/>
+            </w:pPr>
+            <w:r/>
+            <w:r>
+              <w:rPr>
+                <w:rFonts w:ascii="Microsoft JhengHei" w:hAnsi="Microsoft JhengHei" w:eastAsia="Microsoft JhengHei"/>
+                <w:b w:val="0"/>
+                <w:color w:val="2B2118"/>
+                <w:sz w:val="20"/>
+              </w:rPr>
+              <w:t>session / chat JSON 與工具記錄</w:t>
+            </w:r>
+          </w:p>
+        </w:tc>
+        <w:tc>
+          <w:tcPr>
+            <w:tcW w:type="dxa" w:w="2664"/>
+            <w:tcMar>
+              <w:top w:w="70" w:type="dxa"/>
+              <w:start w:w="90" w:type="dxa"/>
+              <w:bottom w:w="70" w:type="dxa"/>
+              <w:end w:w="90" w:type="dxa"/>
+            </w:tcMar>
+          </w:tcPr>
+          <w:p>
+            <w:pPr>
+              <w:keepLines/>
+              <w:spacing w:after="40" w:before="40"/>
+            </w:pPr>
+            <w:r/>
+            <w:r>
+              <w:rPr>
+                <w:rFonts w:ascii="Microsoft JhengHei" w:hAnsi="Microsoft JhengHei" w:eastAsia="Microsoft JhengHei"/>
+                <w:b w:val="0"/>
+                <w:color w:val="2B2118"/>
+                <w:sz w:val="20"/>
+              </w:rPr>
+              <w:t>正則掃描並脫敏</w:t>
+            </w:r>
+          </w:p>
+        </w:tc>
+      </w:tr>
+      <w:tr>
+        <w:trPr>
+          <w:cantSplit/>
+        </w:trPr>
+        <w:tc>
+          <w:tcPr>
+            <w:tcW w:type="dxa" w:w="1872"/>
+            <w:tcMar>
+              <w:top w:w="70" w:type="dxa"/>
+              <w:start w:w="90" w:type="dxa"/>
+              <w:bottom w:w="70" w:type="dxa"/>
+              <w:end w:w="90" w:type="dxa"/>
+            </w:tcMar>
+          </w:tcPr>
+          <w:p>
+            <w:pPr>
+              <w:keepLines/>
+              <w:spacing w:after="40" w:before="40"/>
+            </w:pPr>
+            <w:r/>
+            <w:r>
+              <w:rPr>
+                <w:rFonts w:ascii="Microsoft JhengHei" w:hAnsi="Microsoft JhengHei" w:eastAsia="Microsoft JhengHei"/>
+                <w:b w:val="0"/>
+                <w:color w:val="2B2118"/>
+                <w:sz w:val="20"/>
+              </w:rPr>
+              <w:t>Agent / 工程</w:t>
+            </w:r>
+          </w:p>
+        </w:tc>
+        <w:tc>
+          <w:tcPr>
+            <w:tcW w:type="dxa" w:w="4608"/>
+            <w:tcMar>
+              <w:top w:w="70" w:type="dxa"/>
+              <w:start w:w="90" w:type="dxa"/>
+              <w:bottom w:w="70" w:type="dxa"/>
+              <w:end w:w="90" w:type="dxa"/>
+            </w:tcMar>
+          </w:tcPr>
+          <w:p>
+            <w:pPr>
+              <w:keepLines/>
+              <w:spacing w:after="40" w:before="40"/>
+            </w:pPr>
+            <w:r/>
+            <w:r>
+              <w:rPr>
+                <w:rFonts w:ascii="Microsoft JhengHei" w:hAnsi="Microsoft JhengHei" w:eastAsia="Microsoft JhengHei"/>
+                <w:b w:val="0"/>
+                <w:color w:val="2B2118"/>
+                <w:sz w:val="20"/>
+              </w:rPr>
+              <w:t>官方備份、GitHub、公網 real_llm=true</w:t>
+            </w:r>
+          </w:p>
+        </w:tc>
+        <w:tc>
+          <w:tcPr>
+            <w:tcW w:type="dxa" w:w="2664"/>
+            <w:tcMar>
+              <w:top w:w="70" w:type="dxa"/>
+              <w:start w:w="90" w:type="dxa"/>
+              <w:bottom w:w="70" w:type="dxa"/>
+              <w:end w:w="90" w:type="dxa"/>
+            </w:tcMar>
+          </w:tcPr>
+          <w:p>
+            <w:pPr>
+              <w:keepLines/>
+              <w:spacing w:after="40" w:before="40"/>
+            </w:pPr>
+            <w:r/>
+            <w:r>
+              <w:rPr>
+                <w:rFonts w:ascii="Microsoft JhengHei" w:hAnsi="Microsoft JhengHei" w:eastAsia="Microsoft JhengHei"/>
+                <w:b w:val="0"/>
+                <w:color w:val="2B2118"/>
+                <w:sz w:val="20"/>
+              </w:rPr>
+              <w:t>不含 credentials / secrets</w:t>
+            </w:r>
+          </w:p>
+        </w:tc>
+      </w:tr>
+    </w:tbl>
+    <w:p>
+      <w:pPr>
+        <w:spacing w:after="40"/>
+      </w:pPr>
     </w:p>
     <w:p>
       <w:pPr>
-        <w:spacing w:after="100" w:before="0"/>
-      </w:pPr>
-      <w:r>
-        <w:rPr>
-          <w:rFonts w:ascii="Microsoft JhengHei" w:hAnsi="Microsoft JhengHei" w:eastAsia="Microsoft JhengHei"/>
-          <w:b w:val="0"/>
-          <w:i w:val="0"/>
-          <w:color w:val="2B2118"/>
-          <w:sz w:val="21"/>
-        </w:rPr>
-        <w:t xml:space="preserve">目前已具備初賽要求的 </w:t>
-      </w:r>
-      <w:r>
-        <w:rPr>
-          <w:rFonts w:ascii="Microsoft JhengHei" w:hAnsi="Microsoft JhengHei" w:eastAsia="Microsoft JhengHei"/>
-          <w:b/>
-          <w:i w:val="0"/>
-          <w:color w:val="BE4A3A"/>
-          <w:sz w:val="21"/>
-        </w:rPr>
-        <w:t>QwenPaw 基礎部署、場景設計、智能體調優與開發過程證明</w:t>
-      </w:r>
-      <w:r>
-        <w:rPr>
-          <w:rFonts w:ascii="Microsoft JhengHei" w:hAnsi="Microsoft JhengHei" w:eastAsia="Microsoft JhengHei"/>
-          <w:b w:val="0"/>
-          <w:i w:val="0"/>
-          <w:color w:val="2B2118"/>
-          <w:sz w:val="21"/>
-        </w:rPr>
-        <w:t>。核心競爭力不是一般旅遊問答，而是可驗證的多工具 ReAct 流程，以及把熱門客流導向舊區小店的可量化社會與商業價值。</w:t>
-      </w:r>
-    </w:p>
-    <w:p>
-      <w:pPr>
-        <w:spacing w:before="240" w:after="100"/>
-        <w:jc w:val="center"/>
+        <w:spacing w:before="0" w:after="100"/>
       </w:pPr>
       <w:r>
         <w:rPr>
@@ -5323,7 +5885,7 @@
           <w:color w:val="6B6055"/>
           <w:sz w:val="21"/>
         </w:rPr>
-        <w:t>— 完 —</w:t>
+        <w:t>證據包位置：05_提交證據_QwenPaw/；代碼倉庫提供 Skill、MCP Server、後端、前端與測試，可由截圖 → Session → 源碼 → 公網結果四向交叉核對。</w:t>
       </w:r>
     </w:p>
     <w:sectPr>

--- a/docs/開發過程證明_QwenPaw_街知巷聞.docx
+++ b/docs/開發過程證明_QwenPaw_街知巷聞.docx
@@ -4076,7 +4076,7 @@
                 <w:color w:val="2B2118"/>
                 <w:sz w:val="20"/>
               </w:rPr>
-              <w:t>113 PASS / 0 FAIL</w:t>
+              <w:t>119 PASS / 0 FAIL</w:t>
             </w:r>
           </w:p>
         </w:tc>
@@ -4162,7 +4162,7 @@
                 <w:color w:val="2B2118"/>
                 <w:sz w:val="20"/>
               </w:rPr>
-              <w:t>91 PASS / 0 FAIL</w:t>
+              <w:t>101 PASS / 0 FAIL</w:t>
             </w:r>
           </w:p>
         </w:tc>
@@ -4420,7 +4420,7 @@
                 <w:color w:val="2B2118"/>
                 <w:sz w:val="20"/>
               </w:rPr>
-              <w:t>41 Repo PASS；Live PASS</w:t>
+              <w:t>50 Repo PASS；Live PASS</w:t>
             </w:r>
           </w:p>
         </w:tc>
